--- a/최종_전체_연구_패키지/00_게시_자료/최종_게시_패키지/01_블로그용_Word/문병로_교수의_메트릭_스튜디오_02_01_블로그_게시용.docx
+++ b/최종_전체_연구_패키지/00_게시_자료/최종_게시_패키지/01_블로그용_Word/문병로_교수의_메트릭_스튜디오_02_01_블로그_게시용.docx
@@ -8,7 +8,7 @@
         <w:jc w:val="left"/>
       </w:pPr>
       <w:r>
-        <w:t>[문병로 교수의 메트릭 스튜디오 02] 2장 시장관찰 ① 유동성 상위 80%는 누구에게 최적인가</w:t>
+        <w:t>『문병로 교수의 메트릭 스튜디오 02』 2장 「시장관찰」 1. 알파는 봉우리인가, 대륙인가</w:t>
       </w:r>
     </w:p>
     <w:p>
@@ -481,7 +481,7 @@
                 <w:b w:val="0"/>
                 <w:sz w:val="20"/>
               </w:rPr>
-              <w:t>거래비용</w:t>
+              <w:t>시장충격 계수</w:t>
             </w:r>
           </w:p>
         </w:tc>
@@ -507,7 +507,7 @@
                 <w:b w:val="0"/>
                 <w:sz w:val="20"/>
               </w:rPr>
-              <w:t>기본 가정의 0.5 · 1.0 · 1.5 · 2.0배</w:t>
+              <w:t>0.5 · 1.0 · 1.5 · 2.0배</w:t>
             </w:r>
           </w:p>
         </w:tc>
@@ -527,7 +527,7 @@
           <w:rFonts w:ascii="Malgun Gothic" w:hAnsi="Malgun Gothic" w:eastAsia="Malgun Gothic"/>
           <w:sz w:val="22"/>
         </w:rPr>
-        <w:t>수익률만으로 전략을 고르지 않았다. 비용 차감 CAGR이 양수인지, 월별 수익률의 t-통계량이 1.96을 넘는지, 최대낙폭이 -60%보다 나은지, 주문이 평균 80% 이상 체결되는지를 동시에 확인했다. 한 조건만 조금 바꿔도 모두 무너지는 전략은 높은 수익률을 내도 남기지 않으려 했다.</w:t>
+        <w:t>편도 비용은 기본 10bp에 주문금액이 해당 종목의 거래대금에서 차지하는 비중의 제곱근에 비례한 시장충격을 더해 계산했다. 표의 0.5~2.0배는 이 시장충격 부분에만 적용한 계수다. 수익률만으로 전략을 고르지 않았다. 비용 차감 CAGR이 양수인지, 월별 수익률의 t-통계량이 1.96을 넘는지, 최대낙폭이 -60%보다 나은지, 주문이 평균 80% 이상 체결되는지를 동시에 확인했다. 한 조건만 조금 바꿔도 모두 무너지는 전략은 높은 수익률을 내도 남기지 않으려 했다.</w:t>
       </w:r>
     </w:p>
     <w:p>
@@ -618,7 +618,7 @@
           <w:rFonts w:ascii="Malgun Gothic" w:hAnsi="Malgun Gothic" w:eastAsia="Malgun Gothic"/>
           <w:sz w:val="22"/>
         </w:rPr>
-        <w:t>조건을 모두 통과한 전략은 64개였다. 그중 52개는 저변동성 신호 주변에 연결돼 있었다. 거래비용을 두 배로 올려도, 운용 규모 1억~10억 원 범위에서는 이 영역이 남았다. 저변동성이 가장 높은 수익률을 냈다는 뜻은 아니다. 현실 가정을 조금 바꿔도 결과가 급격히 사라지지 않았다는 뜻이다.</w:t>
+        <w:t>조건을 모두 통과한 전략은 64개였다. 그중 52개는 저변동성 신호 주변에 연결돼 있었다. 시장충격을 두 배로 올려도, 운용 규모 1억~10억 원 범위에서는 이 영역이 남았다. 저변동성이 가장 높은 수익률을 냈다는 뜻은 아니다. 현실 가정을 조금 바꿔도 결과가 급격히 사라지지 않았다는 뜻이다.</w:t>
       </w:r>
     </w:p>
     <w:p>
@@ -1167,7 +1167,7 @@
           <w:rFonts w:ascii="Malgun Gothic" w:hAnsi="Malgun Gothic" w:eastAsia="Malgun Gothic"/>
           <w:sz w:val="22"/>
         </w:rPr>
-        <w:t>하지만 종료 종목 436개 보유-월을 모두 전액 손실로 놓는 반대 극단에서는 포트폴리오 가치가 0 아래로 내려간다. 이것은 소형주 전략이 거짓이라는 증명도, 중립 규칙이 참이라는 증명도 아니다. 수정주가에는 상장폐지 종목이 포함돼 있어도, 월간 패널의 빈 다음 가격이 청산·합병·코드변경·데이터 단절 중 무엇이었는지와 현금 결제값은 이 파일만으로 구분되지 않는다. 이 전략의 최종 관문은 새 알파가 아니라 그 436개 사건의 실제 결제값을 연결하는 일이다.</w:t>
+        <w:t>하지만 종료 종목 436개 보유-월을 모두 전액 손실로 놓는 반대 극단에서는 포트폴리오 가치가 사실상 소멸한다. 이것은 소형주 전략이 거짓이라는 증명도, 중립 규칙이 참이라는 증명도 아니다. 수정주가에는 상장폐지 종목이 포함돼 있어도, 월간 패널의 빈 다음 가격이 청산·합병·코드변경·데이터 단절 중 무엇이었는지와 현금 결제값은 이 파일만으로 구분되지 않는다. 이 전략의 최종 관문은 새 알파가 아니라 그 436개 사건의 실제 결제값을 연결하는 일이다.</w:t>
       </w:r>
     </w:p>
     <w:p>
@@ -1262,7 +1262,19 @@
           <w:rFonts w:ascii="Malgun Gothic" w:hAnsi="Malgun Gothic" w:eastAsia="Malgun Gothic"/>
           <w:sz w:val="22"/>
         </w:rPr>
-        <w:t>그래서 이번 실험에서 남은 결론은 특정 팩터의 승리가 아니다. 알파는 가장 높은 봉우리가 아니라, 비용·규모·유동성이라는 현실의 제약을 바꿔도 남는 대륙이어야 한다. 다음 질문은 그 대륙을 만들어내는 보상은 무엇이며, 실제 주문 장부에서도 그 보상이 남는가다.</w:t>
+        <w:t>그래서 이번 실험에서 남은 결론은 특정 팩터의 승리가 아니다. 알파는 가장 높은 봉우리가 아니라, 비용·규모·유동성이라는 현실의 제약을 바꿔도 남는 대륙이어야 한다.</w:t>
+      </w:r>
+    </w:p>
+    <w:p>
+      <w:pPr>
+        <w:spacing w:after="160" w:line="320" w:lineRule="auto"/>
+      </w:pPr>
+      <w:r>
+        <w:rPr>
+          <w:rFonts w:ascii="Malgun Gothic" w:hAnsi="Malgun Gothic" w:eastAsia="Malgun Gothic"/>
+          <w:sz w:val="22"/>
+        </w:rPr>
+        <w:t>그런데 이 글에서 유동성을 가르기 위해 사용한 거래회전율 역시 중립적인 숫자는 아니다. 다음 글에서는 거래회전율이 정말 투자자의 관심을 측정하는지부터 다시 확인한다.</w:t>
       </w:r>
     </w:p>
     <w:p>
@@ -1411,30 +1423,6 @@
           <w:sz w:val="19"/>
         </w:rPr>
         <w:t>DART 종료사건 공시 탐색 결과: https://github.com/Rowoon-Lee5/metric_studio_by_moon/blob/main/results/dart_terminal_event_discovery_report.json</w:t>
-      </w:r>
-    </w:p>
-    <w:p>
-      <w:pPr>
-        <w:spacing w:after="160" w:line="320" w:lineRule="auto"/>
-      </w:pPr>
-      <w:r>
-        <w:rPr>
-          <w:rFonts w:ascii="Malgun Gothic" w:hAnsi="Malgun Gothic" w:eastAsia="Malgun Gothic"/>
-          <w:sz w:val="22"/>
-        </w:rPr>
-        <w:t>이 글은 투자 권유가 아니다. 원시 데이터의 포함 범위와 거래정지를 직접 감사한 연구 기록이다.</w:t>
-      </w:r>
-    </w:p>
-    <w:p>
-      <w:pPr>
-        <w:spacing w:after="160" w:line="320" w:lineRule="auto"/>
-      </w:pPr>
-      <w:r>
-        <w:rPr>
-          <w:rFonts w:ascii="Malgun Gothic" w:hAnsi="Malgun Gothic" w:eastAsia="Malgun Gothic"/>
-          <w:sz w:val="22"/>
-        </w:rPr>
-        <w:t>이 글은 투자 권유가 아니다. 원시 데이터의 포함 범위와 거래정지를 직접 감사한 연구 기록이다.</w:t>
       </w:r>
     </w:p>
     <w:sectPr>

--- a/최종_전체_연구_패키지/00_게시_자료/최종_게시_패키지/01_블로그용_Word/문병로_교수의_메트릭_스튜디오_02_01_블로그_게시용.docx
+++ b/최종_전체_연구_패키지/00_게시_자료/최종_게시_패키지/01_블로그용_Word/문병로_교수의_메트릭_스튜디오_02_01_블로그_게시용.docx
@@ -1279,150 +1279,62 @@
     </w:p>
     <w:p>
       <w:pPr>
-        <w:pStyle w:val="Heading2"/>
+        <w:spacing w:after="160" w:line="320" w:lineRule="auto"/>
       </w:pPr>
       <w:r>
-        <w:t>재현 자료</w:t>
+        <w:rPr>
+          <w:rFonts w:ascii="Malgun Gothic" w:hAnsi="Malgun Gothic" w:eastAsia="Malgun Gothic"/>
+          <w:sz w:val="22"/>
+        </w:rPr>
+        <w:t>### GitHub에서 확인할 수 있는 것</w:t>
       </w:r>
     </w:p>
     <w:p>
       <w:pPr>
-        <w:pStyle w:val="ListBullet"/>
-        <w:spacing w:after="80"/>
+        <w:spacing w:after="160" w:line="320" w:lineRule="auto"/>
       </w:pPr>
       <w:r>
         <w:rPr>
           <w:rFonts w:ascii="Malgun Gothic" w:hAnsi="Malgun Gothic" w:eastAsia="Malgun Gothic"/>
-          <w:color w:val="373737"/>
-          <w:sz w:val="19"/>
+          <w:sz w:val="22"/>
         </w:rPr>
-        <w:t>실험 코드: https://github.com/Rowoon-Lee5/metric_studio_by_moon/blob/main/experiments/alpha_topology.py</w:t>
+        <w:t>- [실험 설계와 체결 모형](https://github.com/Rowoon-Lee5/metric_studio_by_moon/blob/main/experiments/alpha_topology.py): 1,728개 조합과 체결률·시장충격 비용을 계산한 코드</w:t>
       </w:r>
     </w:p>
     <w:p>
       <w:pPr>
-        <w:pStyle w:val="ListBullet"/>
-        <w:spacing w:after="80"/>
+        <w:spacing w:after="160" w:line="320" w:lineRule="auto"/>
       </w:pPr>
       <w:r>
         <w:rPr>
           <w:rFonts w:ascii="Malgun Gothic" w:hAnsi="Malgun Gothic" w:eastAsia="Malgun Gothic"/>
-          <w:color w:val="373737"/>
-          <w:sz w:val="19"/>
+          <w:sz w:val="22"/>
         </w:rPr>
-        <w:t>다중검정 보정 코드: https://github.com/Rowoon-Lee5/metric_studio_by_moon/blob/main/experiments/reality_check.py</w:t>
+        <w:t>- [전체 전략 성과표](https://github.com/Rowoon-Lee5/metric_studio_by_moon/blob/main/results/alpha_topology_nodes.csv): 각 조합의 CAGR, MDD, t-통계량, 평균 체결률</w:t>
       </w:r>
     </w:p>
     <w:p>
       <w:pPr>
-        <w:pStyle w:val="ListBullet"/>
-        <w:spacing w:after="80"/>
+        <w:spacing w:after="160" w:line="320" w:lineRule="auto"/>
       </w:pPr>
       <w:r>
         <w:rPr>
           <w:rFonts w:ascii="Malgun Gothic" w:hAnsi="Malgun Gothic" w:eastAsia="Malgun Gothic"/>
-          <w:color w:val="373737"/>
-          <w:sz w:val="19"/>
+          <w:sz w:val="22"/>
         </w:rPr>
-        <w:t>전략별 결과: https://github.com/Rowoon-Lee5/metric_studio_by_moon/blob/main/results/alpha_topology_nodes.csv</w:t>
+        <w:t>- [다중검정 보정 결과](https://github.com/Rowoon-Lee5/metric_studio_by_moon/blob/main/results/reality_check_report.json): 많은 조합 중 우연히 높은 전략을 골랐을 가능성을 점검한 결과</w:t>
       </w:r>
     </w:p>
     <w:p>
       <w:pPr>
-        <w:pStyle w:val="ListBullet"/>
-        <w:spacing w:after="80"/>
+        <w:spacing w:after="160" w:line="320" w:lineRule="auto"/>
       </w:pPr>
       <w:r>
         <w:rPr>
           <w:rFonts w:ascii="Malgun Gothic" w:hAnsi="Malgun Gothic" w:eastAsia="Malgun Gothic"/>
-          <w:color w:val="373737"/>
-          <w:sz w:val="19"/>
+          <w:sz w:val="22"/>
         </w:rPr>
-        <w:t>가족단위 현실성 검정 결과: https://github.com/Rowoon-Lee5/metric_studio_by_moon/blob/main/results/reality_check_report.json</w:t>
-      </w:r>
-    </w:p>
-    <w:p>
-      <w:pPr>
-        <w:pStyle w:val="ListBullet"/>
-        <w:spacing w:after="80"/>
-      </w:pPr>
-      <w:r>
-        <w:rPr>
-          <w:rFonts w:ascii="Malgun Gothic" w:hAnsi="Malgun Gothic" w:eastAsia="Malgun Gothic"/>
-          <w:color w:val="373737"/>
-          <w:sz w:val="19"/>
-        </w:rPr>
-        <w:t>시간 분할·커버리지 감사 결과: https://github.com/Rowoon-Lee5/metric_studio_by_moon/blob/main/results/robustness_audit_report.json</w:t>
-      </w:r>
-    </w:p>
-    <w:p>
-      <w:pPr>
-        <w:pStyle w:val="ListBullet"/>
-        <w:spacing w:after="80"/>
-      </w:pPr>
-      <w:r>
-        <w:rPr>
-          <w:rFonts w:ascii="Malgun Gothic" w:hAnsi="Malgun Gothic" w:eastAsia="Malgun Gothic"/>
-          <w:color w:val="373737"/>
-          <w:sz w:val="19"/>
-        </w:rPr>
-        <w:t>거래정지 보정 결과: https://github.com/Rowoon-Lee5/metric_studio_by_moon/blob/main/results/suspension_screen_audit_report.json</w:t>
-      </w:r>
-    </w:p>
-    <w:p>
-      <w:pPr>
-        <w:pStyle w:val="ListBullet"/>
-        <w:spacing w:after="80"/>
-      </w:pPr>
-      <w:r>
-        <w:rPr>
-          <w:rFonts w:ascii="Malgun Gothic" w:hAnsi="Malgun Gothic" w:eastAsia="Malgun Gothic"/>
-          <w:color w:val="373737"/>
-          <w:sz w:val="19"/>
-        </w:rPr>
-        <w:t>상장폐지 유니버스 포함 감사: https://github.com/Rowoon-Lee5/metric_studio_by_moon/blob/main/results/delisting_universe_audit_report.json</w:t>
-      </w:r>
-    </w:p>
-    <w:p>
-      <w:pPr>
-        <w:pStyle w:val="ListBullet"/>
-        <w:spacing w:after="80"/>
-      </w:pPr>
-      <w:r>
-        <w:rPr>
-          <w:rFonts w:ascii="Malgun Gothic" w:hAnsi="Malgun Gothic" w:eastAsia="Malgun Gothic"/>
-          <w:color w:val="373737"/>
-          <w:sz w:val="19"/>
-        </w:rPr>
-        <w:t>PIT·실행비용·종료사건 보정 감사: https://github.com/Rowoon-Lee5/metric_studio_by_moon/blob/main/results/closure_audits_report.json</w:t>
-      </w:r>
-    </w:p>
-    <w:p>
-      <w:pPr>
-        <w:pStyle w:val="ListBullet"/>
-        <w:spacing w:after="80"/>
-      </w:pPr>
-      <w:r>
-        <w:rPr>
-          <w:rFonts w:ascii="Malgun Gothic" w:hAnsi="Malgun Gothic" w:eastAsia="Malgun Gothic"/>
-          <w:color w:val="373737"/>
-          <w:sz w:val="19"/>
-        </w:rPr>
-        <w:t>유동성 매칭 벤치마크·실제 교체율 감사: https://github.com/Rowoon-Lee5/metric_studio_by_moon/blob/main/results/benchmark_turnover_audit_report.json</w:t>
-      </w:r>
-    </w:p>
-    <w:p>
-      <w:pPr>
-        <w:pStyle w:val="ListBullet"/>
-        <w:spacing w:after="80"/>
-      </w:pPr>
-      <w:r>
-        <w:rPr>
-          <w:rFonts w:ascii="Malgun Gothic" w:hAnsi="Malgun Gothic" w:eastAsia="Malgun Gothic"/>
-          <w:color w:val="373737"/>
-          <w:sz w:val="19"/>
-        </w:rPr>
-        <w:t>DART 종료사건 공시 탐색 결과: https://github.com/Rowoon-Lee5/metric_studio_by_moon/blob/main/results/dart_terminal_event_discovery_report.json</w:t>
+        <w:t>- [종료사건·비용·실행 감사](https://github.com/Rowoon-Lee5/metric_studio_by_moon/blob/main/results/closure_audits_report.json): 이 글에서 아직 결론으로 말할 수 없는 부분을 정리한 감사 기록</w:t>
       </w:r>
     </w:p>
     <w:sectPr>

--- a/최종_전체_연구_패키지/00_게시_자료/최종_게시_패키지/01_블로그용_Word/문병로_교수의_메트릭_스튜디오_02_01_블로그_게시용.docx
+++ b/최종_전체_연구_패키지/00_게시_자료/최종_게시_패키지/01_블로그용_Word/문병로_교수의_메트릭_스튜디오_02_01_블로그_게시용.docx
@@ -35,59 +35,61 @@
         <w:t>『문병로 교수의 메트릭 스튜디오』 2장에서 유동성 유니버스를 넓혀 가는 실험을 읽다가 이 문장에서 멈췄다. 책에서는 유동성 상위 80% 부근까지 연평균 수익률이 개선되지만, 그보다 넓은 유니버스에서는 수익률 개선이 멈춘다고 설명한다. 저유동성 종목의 높은 이론 수익률이 거래비용 앞에서는 무의미해질 수 있다는 뜻이다.</w:t>
       </w:r>
     </w:p>
+    <w:tbl>
+      <w:tblPr>
+        <w:tblW w:type="auto" w:w="0"/>
+        <w:jc w:val="center"/>
+        <w:tblLayout w:type="fixed"/>
+        <w:tblLook w:firstColumn="1" w:firstRow="1" w:lastColumn="0" w:lastRow="0" w:noHBand="0" w:noVBand="1" w:val="04A0"/>
+      </w:tblPr>
+      <w:tblGrid>
+        <w:gridCol w:w="9360"/>
+      </w:tblGrid>
+      <w:tr>
+        <w:tc>
+          <w:tcPr>
+            <w:tcW w:type="dxa" w:w="9072"/>
+            <w:shd w:fill="F4F6F9"/>
+            <w:tcMar>
+              <w:top w:w="110" w:type="dxa"/>
+              <w:start w:w="180" w:type="dxa"/>
+              <w:bottom w:w="110" w:type="dxa"/>
+              <w:end w:w="180" w:type="dxa"/>
+            </w:tcMar>
+            <w:vAlign w:val="center"/>
+          </w:tcPr>
+          <w:p>
+            <w:pPr>
+              <w:spacing w:after="0" w:line="288" w:lineRule="auto"/>
+            </w:pPr>
+            <w:r>
+              <w:rPr>
+                <w:rFonts w:ascii="Malgun Gothic" w:hAnsi="Malgun Gothic" w:eastAsia="Malgun Gothic"/>
+                <w:b/>
+                <w:color w:val="1F3A5F"/>
+                <w:sz w:val="21"/>
+              </w:rPr>
+              <w:t>“유동성이 큰 종목에 지나치게 집착하면 수익률을 많이 손해 본다. 그렇다고 이론 수익률에만 집착하면 슬리피지로 인한 손실이 더 커질 수 있다.”</w:t>
+            </w:r>
+          </w:p>
+        </w:tc>
+      </w:tr>
+    </w:tbl>
     <w:p>
       <w:pPr>
-        <w:keepNext/>
-        <w:spacing w:before="120" w:after="60"/>
-        <w:jc w:val="center"/>
+        <w:spacing w:after="0"/>
       </w:pPr>
-      <w:r>
-        <w:drawing>
-          <wp:inline xmlns:a="http://schemas.openxmlformats.org/drawingml/2006/main" xmlns:pic="http://schemas.openxmlformats.org/drawingml/2006/picture">
-            <wp:extent cx="5577840" cy="2417064"/>
-            <wp:docPr id="1" name="Picture 1"/>
-            <wp:cNvGraphicFramePr>
-              <a:graphicFrameLocks noChangeAspect="1"/>
-            </wp:cNvGraphicFramePr>
-            <a:graphic>
-              <a:graphicData uri="http://schemas.openxmlformats.org/drawingml/2006/picture">
-                <pic:pic>
-                  <pic:nvPicPr>
-                    <pic:cNvPr id="0" name="09_book_excerpt_liquidity.png"/>
-                    <pic:cNvPicPr/>
-                  </pic:nvPicPr>
-                  <pic:blipFill>
-                    <a:blip r:embed="rId9"/>
-                    <a:stretch>
-                      <a:fillRect/>
-                    </a:stretch>
-                  </pic:blipFill>
-                  <pic:spPr>
-                    <a:xfrm>
-                      <a:off x="0" y="0"/>
-                      <a:ext cx="5577840" cy="2417064"/>
-                    </a:xfrm>
-                    <a:prstGeom prst="rect"/>
-                  </pic:spPr>
-                </pic:pic>
-              </a:graphicData>
-            </a:graphic>
-          </wp:inline>
-        </w:drawing>
-      </w:r>
     </w:p>
     <w:p>
       <w:pPr>
-        <w:pStyle w:val="FigureCaption"/>
-        <w:jc w:val="center"/>
+        <w:spacing w:after="160" w:line="320" w:lineRule="auto"/>
       </w:pPr>
       <w:r>
         <w:rPr>
           <w:rFonts w:ascii="Malgun Gothic" w:hAnsi="Malgun Gothic" w:eastAsia="Malgun Gothic"/>
-          <w:color w:val="595959"/>
-          <w:sz w:val="18"/>
+          <w:sz w:val="22"/>
         </w:rPr>
-        <w:t>책 2장 발췌 - 유동성 유니버스와 슬리피지</w:t>
+        <w:t>처음에는 이 숫자를 전략의 조건으로 적어 두고 싶었다. 유동성 상위 80%를 사용하면 되겠다고 말이다. 그런데 같은 전략을 1억 원으로 운용하는 사람과 100억 원으로 운용하는 사람이 정말 같은 기준을 공유해야 하는지는 설명되지 않는다. 수익률이 높은 종목군과 내가 실제로 살 수 있는 종목군도 같지 않을 수 있다.</w:t>
       </w:r>
     </w:p>
     <w:p>
@@ -99,7 +101,19 @@
           <w:rFonts w:ascii="Malgun Gothic" w:hAnsi="Malgun Gothic" w:eastAsia="Malgun Gothic"/>
           <w:sz w:val="22"/>
         </w:rPr>
-        <w:t>처음에는 이 숫자를 전략의 조건으로 적어 두고 싶었다. 유동성 상위 80%를 사용하면 되겠다고 말이다. 그런데 같은 전략을 1억 원으로 운용하는 사람과 100억 원으로 운용하는 사람이 정말 같은 기준을 공유해야 하는지는 설명되지 않는다. 수익률이 높은 종목군과 내가 실제로 살 수 있는 종목군도 같지 않을 수 있다.</w:t>
+        <w:t>책은 같은 실험에서 유동성 상위 80%까지 넓혔을 때 연평균 수익률이 66.16%였고, 상위 50%로 제한하면 49.88%였다고 적는다. 숫자만 보면 80%가 답처럼 보인다. 하지만 그 차이 16.28%p에는 저유동성 종목을 더 담았을 때만 얻을 수 있는 이론 수익과, 실제 주문이 그 종목의 가격을 밀어 버릴 때 잃는 비용이 함께 들어 있다. 나는 이 차이를 ‘수익률의 차이’가 아니라 ‘실행 가능한 수익률과 실행 불가능한 수익률의 차이’로 읽었다.</w:t>
+      </w:r>
+    </w:p>
+    <w:p>
+      <w:pPr>
+        <w:spacing w:after="160" w:line="320" w:lineRule="auto"/>
+      </w:pPr>
+      <w:r>
+        <w:rPr>
+          <w:rFonts w:ascii="Malgun Gothic" w:hAnsi="Malgun Gothic" w:eastAsia="Malgun Gothic"/>
+          <w:sz w:val="22"/>
+        </w:rPr>
+        <w:t>소형주 연구가 늘 불편한 이유도 여기에 있다. 소형주는 장기 평균 수익률에서 매력적으로 보이지만, 작은 시가총액과 낮은 거래대금은 그 보상을 전부 가져가기 어렵게 만든다. 소형주가 유리하다는 문장과 소형주를 실제로 많이 살 수 있다는 문장은 같은 말이 아니다. 1편에서 소형주 결과를 따로 의심한 이유도, 수익률이 크다는 사실보다 그 수익률을 누가 얼마만큼 가져갈 수 있는지가 더 중요했기 때문이다.</w:t>
       </w:r>
     </w:p>
     <w:p>
@@ -540,7 +554,7 @@
         <w:drawing>
           <wp:inline xmlns:a="http://schemas.openxmlformats.org/drawingml/2006/main" xmlns:pic="http://schemas.openxmlformats.org/drawingml/2006/picture">
             <wp:extent cx="5577840" cy="3346704"/>
-            <wp:docPr id="2" name="Picture 2"/>
+            <wp:docPr id="1" name="Picture 1"/>
             <wp:cNvGraphicFramePr>
               <a:graphicFrameLocks noChangeAspect="1"/>
             </wp:cNvGraphicFramePr>
@@ -552,7 +566,7 @@
                     <pic:cNvPicPr/>
                   </pic:nvPicPr>
                   <pic:blipFill>
-                    <a:blip r:embed="rId10"/>
+                    <a:blip r:embed="rId9"/>
                     <a:stretch>
                       <a:fillRect/>
                     </a:stretch>
@@ -655,7 +669,7 @@
         <w:drawing>
           <wp:inline xmlns:a="http://schemas.openxmlformats.org/drawingml/2006/main" xmlns:pic="http://schemas.openxmlformats.org/drawingml/2006/picture">
             <wp:extent cx="5577840" cy="2602992"/>
-            <wp:docPr id="3" name="Picture 3"/>
+            <wp:docPr id="2" name="Picture 2"/>
             <wp:cNvGraphicFramePr>
               <a:graphicFrameLocks noChangeAspect="1"/>
             </wp:cNvGraphicFramePr>
@@ -667,7 +681,7 @@
                     <pic:cNvPicPr/>
                   </pic:nvPicPr>
                   <pic:blipFill>
-                    <a:blip r:embed="rId11"/>
+                    <a:blip r:embed="rId10"/>
                     <a:stretch>
                       <a:fillRect/>
                     </a:stretch>
@@ -1017,7 +1031,7 @@
         <w:drawing>
           <wp:inline xmlns:a="http://schemas.openxmlformats.org/drawingml/2006/main" xmlns:pic="http://schemas.openxmlformats.org/drawingml/2006/picture">
             <wp:extent cx="5577840" cy="2602992"/>
-            <wp:docPr id="4" name="Picture 4"/>
+            <wp:docPr id="3" name="Picture 3"/>
             <wp:cNvGraphicFramePr>
               <a:graphicFrameLocks noChangeAspect="1"/>
             </wp:cNvGraphicFramePr>
@@ -1029,7 +1043,7 @@
                     <pic:cNvPicPr/>
                   </pic:nvPicPr>
                   <pic:blipFill>
-                    <a:blip r:embed="rId12"/>
+                    <a:blip r:embed="rId11"/>
                     <a:stretch>
                       <a:fillRect/>
                     </a:stretch>
@@ -1279,62 +1293,66 @@
     </w:p>
     <w:p>
       <w:pPr>
-        <w:spacing w:after="160" w:line="320" w:lineRule="auto"/>
+        <w:pStyle w:val="Heading2"/>
+      </w:pPr>
+      <w:r>
+        <w:t>GitHub에서 확인할 수 있는 것</w:t>
+      </w:r>
+    </w:p>
+    <w:p>
+      <w:pPr>
+        <w:pStyle w:val="ListBullet"/>
+        <w:spacing w:after="80"/>
       </w:pPr>
       <w:r>
         <w:rPr>
           <w:rFonts w:ascii="Malgun Gothic" w:hAnsi="Malgun Gothic" w:eastAsia="Malgun Gothic"/>
-          <w:sz w:val="22"/>
+          <w:color w:val="373737"/>
+          <w:sz w:val="19"/>
         </w:rPr>
-        <w:t>### GitHub에서 확인할 수 있는 것</w:t>
+        <w:t>실험 설계와 체결 모형: https://github.com/Rowoon-Lee5/metric_studio_by_moon/blob/main/experiments/alpha_topology.py</w:t>
       </w:r>
     </w:p>
     <w:p>
       <w:pPr>
-        <w:spacing w:after="160" w:line="320" w:lineRule="auto"/>
+        <w:pStyle w:val="ListBullet"/>
+        <w:spacing w:after="80"/>
       </w:pPr>
       <w:r>
         <w:rPr>
           <w:rFonts w:ascii="Malgun Gothic" w:hAnsi="Malgun Gothic" w:eastAsia="Malgun Gothic"/>
-          <w:sz w:val="22"/>
+          <w:color w:val="373737"/>
+          <w:sz w:val="19"/>
         </w:rPr>
-        <w:t>- [실험 설계와 체결 모형](https://github.com/Rowoon-Lee5/metric_studio_by_moon/blob/main/experiments/alpha_topology.py): 1,728개 조합과 체결률·시장충격 비용을 계산한 코드</w:t>
+        <w:t>전체 전략 성과표: https://github.com/Rowoon-Lee5/metric_studio_by_moon/blob/main/results/alpha_topology_nodes.csv</w:t>
       </w:r>
     </w:p>
     <w:p>
       <w:pPr>
-        <w:spacing w:after="160" w:line="320" w:lineRule="auto"/>
+        <w:pStyle w:val="ListBullet"/>
+        <w:spacing w:after="80"/>
       </w:pPr>
       <w:r>
         <w:rPr>
           <w:rFonts w:ascii="Malgun Gothic" w:hAnsi="Malgun Gothic" w:eastAsia="Malgun Gothic"/>
-          <w:sz w:val="22"/>
+          <w:color w:val="373737"/>
+          <w:sz w:val="19"/>
         </w:rPr>
-        <w:t>- [전체 전략 성과표](https://github.com/Rowoon-Lee5/metric_studio_by_moon/blob/main/results/alpha_topology_nodes.csv): 각 조합의 CAGR, MDD, t-통계량, 평균 체결률</w:t>
+        <w:t>다중검정 보정 결과: https://github.com/Rowoon-Lee5/metric_studio_by_moon/blob/main/results/reality_check_report.json</w:t>
       </w:r>
     </w:p>
     <w:p>
       <w:pPr>
-        <w:spacing w:after="160" w:line="320" w:lineRule="auto"/>
+        <w:pStyle w:val="ListBullet"/>
+        <w:spacing w:after="80"/>
       </w:pPr>
       <w:r>
         <w:rPr>
           <w:rFonts w:ascii="Malgun Gothic" w:hAnsi="Malgun Gothic" w:eastAsia="Malgun Gothic"/>
-          <w:sz w:val="22"/>
+          <w:color w:val="373737"/>
+          <w:sz w:val="19"/>
         </w:rPr>
-        <w:t>- [다중검정 보정 결과](https://github.com/Rowoon-Lee5/metric_studio_by_moon/blob/main/results/reality_check_report.json): 많은 조합 중 우연히 높은 전략을 골랐을 가능성을 점검한 결과</w:t>
-      </w:r>
-    </w:p>
-    <w:p>
-      <w:pPr>
-        <w:spacing w:after="160" w:line="320" w:lineRule="auto"/>
-      </w:pPr>
-      <w:r>
-        <w:rPr>
-          <w:rFonts w:ascii="Malgun Gothic" w:hAnsi="Malgun Gothic" w:eastAsia="Malgun Gothic"/>
-          <w:sz w:val="22"/>
-        </w:rPr>
-        <w:t>- [종료사건·비용·실행 감사](https://github.com/Rowoon-Lee5/metric_studio_by_moon/blob/main/results/closure_audits_report.json): 이 글에서 아직 결론으로 말할 수 없는 부분을 정리한 감사 기록</w:t>
+        <w:t>종료사건·비용·실행 감사: https://github.com/Rowoon-Lee5/metric_studio_by_moon/blob/main/results/closure_audits_report.json</w:t>
       </w:r>
     </w:p>
     <w:sectPr>

--- a/최종_전체_연구_패키지/00_게시_자료/최종_게시_패키지/01_블로그용_Word/문병로_교수의_메트릭_스튜디오_02_01_블로그_게시용.docx
+++ b/최종_전체_연구_패키지/00_게시_자료/최종_게시_패키지/01_블로그용_Word/문병로_교수의_메트릭_스튜디오_02_01_블로그_게시용.docx
@@ -167,14 +167,10 @@
     </w:p>
     <w:p>
       <w:pPr>
-        <w:spacing w:after="160" w:line="320" w:lineRule="auto"/>
+        <w:pStyle w:val="Heading2"/>
       </w:pPr>
       <w:r>
-        <w:rPr>
-          <w:rFonts w:ascii="Malgun Gothic" w:hAnsi="Malgun Gothic" w:eastAsia="Malgun Gothic"/>
-          <w:sz w:val="22"/>
-        </w:rPr>
-        <w:t>## 내가 만든 실험</w:t>
+        <w:t>내가 만든 실험</w:t>
       </w:r>
     </w:p>
     <w:p>
@@ -613,14 +609,10 @@
     </w:p>
     <w:p>
       <w:pPr>
-        <w:spacing w:after="160" w:line="320" w:lineRule="auto"/>
+        <w:pStyle w:val="Heading2"/>
       </w:pPr>
       <w:r>
-        <w:rPr>
-          <w:rFonts w:ascii="Malgun Gothic" w:hAnsi="Malgun Gothic" w:eastAsia="Malgun Gothic"/>
-          <w:sz w:val="22"/>
-        </w:rPr>
-        <w:t>## 결과: 높은 수익률보다 넓은 생존 구간</w:t>
+        <w:t>결과: 높은 수익률보다 넓은 생존 구간</w:t>
       </w:r>
     </w:p>
     <w:p>
@@ -999,14 +991,10 @@
     </w:p>
     <w:p>
       <w:pPr>
-        <w:spacing w:after="160" w:line="320" w:lineRule="auto"/>
+        <w:pStyle w:val="Heading2"/>
       </w:pPr>
       <w:r>
-        <w:rPr>
-          <w:rFonts w:ascii="Malgun Gothic" w:hAnsi="Malgun Gothic" w:eastAsia="Malgun Gothic"/>
-          <w:sz w:val="22"/>
-        </w:rPr>
-        <w:t>## 결과를 신뢰하지 않기 위해 다시 한 일</w:t>
+        <w:t>결과를 신뢰하지 않기 위해 다시 한 일</w:t>
       </w:r>
     </w:p>
     <w:p>
@@ -1162,14 +1150,10 @@
     </w:p>
     <w:p>
       <w:pPr>
-        <w:spacing w:after="160" w:line="320" w:lineRule="auto"/>
+        <w:pStyle w:val="Heading2"/>
       </w:pPr>
       <w:r>
-        <w:rPr>
-          <w:rFonts w:ascii="Malgun Gothic" w:hAnsi="Malgun Gothic" w:eastAsia="Malgun Gothic"/>
-          <w:sz w:val="22"/>
-        </w:rPr>
-        <w:t>## 이 글이 아직 투자 권유가 아닌 이유</w:t>
+        <w:t>이 글이 아직 투자 권유가 아닌 이유</w:t>
       </w:r>
     </w:p>
     <w:p>
@@ -1245,14 +1229,10 @@
     </w:p>
     <w:p>
       <w:pPr>
-        <w:spacing w:after="160" w:line="320" w:lineRule="auto"/>
+        <w:pStyle w:val="Heading2"/>
       </w:pPr>
       <w:r>
-        <w:rPr>
-          <w:rFonts w:ascii="Malgun Gothic" w:hAnsi="Malgun Gothic" w:eastAsia="Malgun Gothic"/>
-          <w:sz w:val="22"/>
-        </w:rPr>
-        <w:t>## 유동성 80%는 정답이 아니었다</w:t>
+        <w:t>유동성 80%는 정답이 아니었다</w:t>
       </w:r>
     </w:p>
     <w:p>
